--- a/request-management-api/request_api/receipt_templates/cfr_fee_payment_receipt_full.docx
+++ b/request-management-api/request_api/receipt_templates/cfr_fee_payment_receipt_full.docx
@@ -2868,7 +2868,7 @@
               <w:sz w:val="15"/>
               <w:szCs w:val="15"/>
             </w:rPr>
-            <w:t>FOI</w:t>
+            <w:t>Access &amp; Information Management Branch</w:t>
           </w:r>
           <w:r>
             <w:rPr>
@@ -2876,7 +2876,7 @@
               <w:sz w:val="15"/>
               <w:szCs w:val="15"/>
             </w:rPr>
-            <w:t xml:space="preserve"> Operations                 </w:t>
+            <w:t xml:space="preserve">                 </w:t>
           </w:r>
         </w:p>
         <w:p>

--- a/request-management-api/request_api/receipt_templates/cfr_fee_payment_receipt_full.docx
+++ b/request-management-api/request_api/receipt_templates/cfr_fee_payment_receipt_full.docx
@@ -2868,7 +2868,7 @@
               <w:sz w:val="15"/>
               <w:szCs w:val="15"/>
             </w:rPr>
-            <w:t>Access &amp; Information Management Branch</w:t>
+            <w:t>FOI</w:t>
           </w:r>
           <w:r>
             <w:rPr>
@@ -2876,7 +2876,7 @@
               <w:sz w:val="15"/>
               <w:szCs w:val="15"/>
             </w:rPr>
-            <w:t xml:space="preserve">                 </w:t>
+            <w:t xml:space="preserve"> Operations                 </w:t>
           </w:r>
         </w:p>
         <w:p>
